--- a/ai_14/daniel_onyshko/epic_2/epic_2_report_daniel_onyshko.docx
+++ b/ai_14/daniel_onyshko/epic_2/epic_2_report_daniel_onyshko.docx
@@ -4769,17 +4769,17 @@
           <wp:inline distB="0" distT="0" distL="0" distR="0">
             <wp:extent cx="2679700" cy="8204200"/>
             <wp:effectExtent b="0" l="0" r="0" t="0"/>
-            <wp:docPr id="5" name="image15.png"/>
+            <wp:docPr id="5" name="image12.png"/>
             <a:graphic>
               <a:graphicData uri="http://schemas.openxmlformats.org/drawingml/2006/picture">
                 <pic:pic>
                   <pic:nvPicPr>
-                    <pic:cNvPr id="0" name="image15.png"/>
+                    <pic:cNvPr id="0" name="image12.png"/>
                     <pic:cNvPicPr preferRelativeResize="0"/>
                   </pic:nvPicPr>
                   <pic:blipFill>
                     <a:blip r:embed="rId22"/>
-                    <a:srcRect b="0" l="0" r="41477" t="0"/>
+                    <a:srcRect b="0" l="14455" r="14455" t="0"/>
                     <a:stretch>
                       <a:fillRect/>
                     </a:stretch>
@@ -4816,17 +4816,17 @@
           <wp:inline distB="0" distT="0" distL="0" distR="0">
             <wp:extent cx="2654300" cy="7962900"/>
             <wp:effectExtent b="0" l="0" r="0" t="0"/>
-            <wp:docPr id="4" name="image13.png"/>
+            <wp:docPr id="4" name="image4.png"/>
             <a:graphic>
               <a:graphicData uri="http://schemas.openxmlformats.org/drawingml/2006/picture">
                 <pic:pic>
                   <pic:nvPicPr>
-                    <pic:cNvPr id="0" name="image13.png"/>
+                    <pic:cNvPr id="0" name="image4.png"/>
                     <pic:cNvPicPr preferRelativeResize="0"/>
                   </pic:nvPicPr>
                   <pic:blipFill>
                     <a:blip r:embed="rId23"/>
-                    <a:srcRect b="0" l="23815" r="23815" t="0"/>
+                    <a:srcRect b="0" l="19861" r="19861" t="0"/>
                     <a:stretch>
                       <a:fillRect/>
                     </a:stretch>
@@ -4981,17 +4981,17 @@
           <wp:inline distB="0" distT="0" distL="0" distR="0">
             <wp:extent cx="5733415" cy="3587115"/>
             <wp:effectExtent b="0" l="0" r="0" t="0"/>
-            <wp:docPr id="7" name="image16.png"/>
+            <wp:docPr id="7" name="image13.png"/>
             <a:graphic>
               <a:graphicData uri="http://schemas.openxmlformats.org/drawingml/2006/picture">
                 <pic:pic>
                   <pic:nvPicPr>
-                    <pic:cNvPr id="0" name="image16.png"/>
+                    <pic:cNvPr id="0" name="image13.png"/>
                     <pic:cNvPicPr preferRelativeResize="0"/>
                   </pic:nvPicPr>
                   <pic:blipFill>
                     <a:blip r:embed="rId24"/>
-                    <a:srcRect b="12149" l="0" r="0" t="0"/>
+                    <a:srcRect b="0" l="0" r="0" t="0"/>
                     <a:stretch>
                       <a:fillRect/>
                     </a:stretch>
@@ -5073,17 +5073,17 @@
           <wp:inline distB="0" distT="0" distL="0" distR="0">
             <wp:extent cx="5733415" cy="3862705"/>
             <wp:effectExtent b="0" l="0" r="0" t="0"/>
-            <wp:docPr id="8" name="image6.png"/>
+            <wp:docPr id="8" name="image16.png"/>
             <a:graphic>
               <a:graphicData uri="http://schemas.openxmlformats.org/drawingml/2006/picture">
                 <pic:pic>
                   <pic:nvPicPr>
-                    <pic:cNvPr id="0" name="image6.png"/>
+                    <pic:cNvPr id="0" name="image16.png"/>
                     <pic:cNvPicPr preferRelativeResize="0"/>
                   </pic:nvPicPr>
                   <pic:blipFill>
                     <a:blip r:embed="rId26"/>
-                    <a:srcRect b="0" l="-753" r="0" t="0"/>
+                    <a:srcRect b="0" l="2492" r="-2492" t="0"/>
                     <a:stretch>
                       <a:fillRect/>
                     </a:stretch>
@@ -30534,12 +30534,12 @@
           <wp:inline distB="0" distT="0" distL="0" distR="0">
             <wp:extent cx="5676900" cy="495300"/>
             <wp:effectExtent b="0" l="0" r="0" t="0"/>
-            <wp:docPr id="9" name="image8.png"/>
+            <wp:docPr id="9" name="image9.png"/>
             <a:graphic>
               <a:graphicData uri="http://schemas.openxmlformats.org/drawingml/2006/picture">
                 <pic:pic>
                   <pic:nvPicPr>
-                    <pic:cNvPr id="0" name="image8.png"/>
+                    <pic:cNvPr id="0" name="image9.png"/>
                     <pic:cNvPicPr preferRelativeResize="0"/>
                   </pic:nvPicPr>
                   <pic:blipFill>
@@ -30680,12 +30680,12 @@
           <wp:inline distB="0" distT="0" distL="0" distR="0">
             <wp:extent cx="5715000" cy="1955800"/>
             <wp:effectExtent b="0" l="0" r="0" t="0"/>
-            <wp:docPr id="12" name="image10.png"/>
+            <wp:docPr id="12" name="image15.png"/>
             <a:graphic>
               <a:graphicData uri="http://schemas.openxmlformats.org/drawingml/2006/picture">
                 <pic:pic>
                   <pic:nvPicPr>
-                    <pic:cNvPr id="0" name="image10.png"/>
+                    <pic:cNvPr id="0" name="image15.png"/>
                     <pic:cNvPicPr preferRelativeResize="0"/>
                   </pic:nvPicPr>
                   <pic:blipFill>
@@ -30882,12 +30882,12 @@
           <wp:inline distB="0" distT="0" distL="0" distR="0">
             <wp:extent cx="5191125" cy="1971675"/>
             <wp:effectExtent b="0" l="0" r="0" t="0"/>
-            <wp:docPr id="10" name="image3.png"/>
+            <wp:docPr id="10" name="image2.png"/>
             <a:graphic>
               <a:graphicData uri="http://schemas.openxmlformats.org/drawingml/2006/picture">
                 <pic:pic>
                   <pic:nvPicPr>
-                    <pic:cNvPr id="0" name="image3.png"/>
+                    <pic:cNvPr id="0" name="image2.png"/>
                     <pic:cNvPicPr preferRelativeResize="0"/>
                   </pic:nvPicPr>
                   <pic:blipFill>
@@ -31019,12 +31019,12 @@
           <wp:inline distB="0" distT="0" distL="0" distR="0">
             <wp:extent cx="5733415" cy="6370320"/>
             <wp:effectExtent b="0" l="0" r="0" t="0"/>
-            <wp:docPr id="11" name="image2.jpg"/>
+            <wp:docPr id="11" name="image8.jpg"/>
             <a:graphic>
               <a:graphicData uri="http://schemas.openxmlformats.org/drawingml/2006/picture">
                 <pic:pic>
                   <pic:nvPicPr>
-                    <pic:cNvPr id="0" name="image2.jpg"/>
+                    <pic:cNvPr id="0" name="image8.jpg"/>
                     <pic:cNvPicPr preferRelativeResize="0"/>
                   </pic:nvPicPr>
                   <pic:blipFill>
@@ -31300,12 +31300,12 @@
           <wp:inline distB="0" distT="0" distL="0" distR="0">
             <wp:extent cx="5733415" cy="4153535"/>
             <wp:effectExtent b="0" l="0" r="0" t="0"/>
-            <wp:docPr id="13" name="image11.png"/>
+            <wp:docPr id="13" name="image10.png"/>
             <a:graphic>
               <a:graphicData uri="http://schemas.openxmlformats.org/drawingml/2006/picture">
                 <pic:pic>
                   <pic:nvPicPr>
-                    <pic:cNvPr id="0" name="image11.png"/>
+                    <pic:cNvPr id="0" name="image10.png"/>
                     <pic:cNvPicPr preferRelativeResize="0"/>
                   </pic:nvPicPr>
                   <pic:blipFill>
@@ -31492,12 +31492,12 @@
           <wp:inline distB="0" distT="0" distL="0" distR="0">
             <wp:extent cx="5786438" cy="1047750"/>
             <wp:effectExtent b="0" l="0" r="0" t="0"/>
-            <wp:docPr id="14" name="image7.png"/>
+            <wp:docPr id="14" name="image3.png"/>
             <a:graphic>
               <a:graphicData uri="http://schemas.openxmlformats.org/drawingml/2006/picture">
                 <pic:pic>
                   <pic:nvPicPr>
-                    <pic:cNvPr id="0" name="image7.png"/>
+                    <pic:cNvPr id="0" name="image3.png"/>
                     <pic:cNvPicPr preferRelativeResize="0"/>
                   </pic:nvPicPr>
                   <pic:blipFill>
@@ -31618,12 +31618,12 @@
           <wp:inline distB="0" distT="0" distL="0" distR="0">
             <wp:extent cx="5733415" cy="692785"/>
             <wp:effectExtent b="0" l="0" r="0" t="0"/>
-            <wp:docPr id="15" name="image12.png"/>
+            <wp:docPr id="15" name="image6.png"/>
             <a:graphic>
               <a:graphicData uri="http://schemas.openxmlformats.org/drawingml/2006/picture">
                 <pic:pic>
                   <pic:nvPicPr>
-                    <pic:cNvPr id="0" name="image12.png"/>
+                    <pic:cNvPr id="0" name="image6.png"/>
                     <pic:cNvPicPr preferRelativeResize="0"/>
                   </pic:nvPicPr>
                   <pic:blipFill>
@@ -31749,12 +31749,12 @@
           <wp:inline distB="0" distT="0" distL="0" distR="0">
             <wp:extent cx="5733415" cy="1285240"/>
             <wp:effectExtent b="0" l="0" r="0" t="0"/>
-            <wp:docPr id="16" name="image9.png"/>
+            <wp:docPr id="16" name="image5.png"/>
             <a:graphic>
               <a:graphicData uri="http://schemas.openxmlformats.org/drawingml/2006/picture">
                 <pic:pic>
                   <pic:nvPicPr>
-                    <pic:cNvPr id="0" name="image9.png"/>
+                    <pic:cNvPr id="0" name="image5.png"/>
                     <pic:cNvPicPr preferRelativeResize="0"/>
                   </pic:nvPicPr>
                   <pic:blipFill>
@@ -32010,12 +32010,12 @@
           <wp:inline distB="0" distT="0" distL="0" distR="0">
             <wp:extent cx="5733415" cy="2755265"/>
             <wp:effectExtent b="0" l="0" r="0" t="0"/>
-            <wp:docPr id="17" name="image5.png"/>
+            <wp:docPr id="17" name="image7.png"/>
             <a:graphic>
               <a:graphicData uri="http://schemas.openxmlformats.org/drawingml/2006/picture">
                 <pic:pic>
                   <pic:nvPicPr>
-                    <pic:cNvPr id="0" name="image5.png"/>
+                    <pic:cNvPr id="0" name="image7.png"/>
                     <pic:cNvPicPr preferRelativeResize="0"/>
                   </pic:nvPicPr>
                   <pic:blipFill>
@@ -32354,12 +32354,12 @@
           <wp:inline distB="0" distT="0" distL="0" distR="0">
             <wp:extent cx="5733415" cy="3207385"/>
             <wp:effectExtent b="0" l="0" r="0" t="0"/>
-            <wp:docPr id="2" name="image4.png"/>
+            <wp:docPr id="2" name="image11.png"/>
             <a:graphic>
               <a:graphicData uri="http://schemas.openxmlformats.org/drawingml/2006/picture">
                 <pic:pic>
                   <pic:nvPicPr>
-                    <pic:cNvPr id="0" name="image4.png"/>
+                    <pic:cNvPr id="0" name="image11.png"/>
                     <pic:cNvPicPr preferRelativeResize="0"/>
                   </pic:nvPicPr>
                   <pic:blipFill>

--- a/ai_14/daniel_onyshko/epic_2/epic_2_report_daniel_onyshko.docx
+++ b/ai_14/daniel_onyshko/epic_2/epic_2_report_daniel_onyshko.docx
@@ -88,12 +88,12 @@
             <wp:extent cx="2727722" cy="2571750"/>
             <wp:effectExtent b="0" l="0" r="0" t="0"/>
             <wp:wrapNone/>
-            <wp:docPr descr="A blue and white logo&#10;&#10;Description automatically generated" id="10" name="image7.jpg"/>
+            <wp:docPr descr="A blue and white logo&#10;&#10;Description automatically generated" id="10" name="image2.jpg"/>
             <a:graphic>
               <a:graphicData uri="http://schemas.openxmlformats.org/drawingml/2006/picture">
                 <pic:pic>
                   <pic:nvPicPr>
-                    <pic:cNvPr descr="A blue and white logo&#10;&#10;Description automatically generated" id="0" name="image7.jpg"/>
+                    <pic:cNvPr descr="A blue and white logo&#10;&#10;Description automatically generated" id="0" name="image2.jpg"/>
                     <pic:cNvPicPr preferRelativeResize="0"/>
                   </pic:nvPicPr>
                   <pic:blipFill>
@@ -4921,12 +4921,12 @@
           <wp:inline distB="0" distT="0" distL="0" distR="0">
             <wp:extent cx="2679700" cy="8204200"/>
             <wp:effectExtent b="0" l="0" r="0" t="0"/>
-            <wp:docPr id="2" name="image2.png"/>
+            <wp:docPr id="2" name="image1.png"/>
             <a:graphic>
               <a:graphicData uri="http://schemas.openxmlformats.org/drawingml/2006/picture">
                 <pic:pic>
                   <pic:nvPicPr>
-                    <pic:cNvPr id="0" name="image2.png"/>
+                    <pic:cNvPr id="0" name="image1.png"/>
                     <pic:cNvPicPr preferRelativeResize="0"/>
                   </pic:nvPicPr>
                   <pic:blipFill>
@@ -4968,12 +4968,12 @@
           <wp:inline distB="0" distT="0" distL="0" distR="0">
             <wp:extent cx="2654300" cy="7962900"/>
             <wp:effectExtent b="0" l="0" r="0" t="0"/>
-            <wp:docPr id="1" name="image1.png"/>
+            <wp:docPr id="1" name="image12.png"/>
             <a:graphic>
               <a:graphicData uri="http://schemas.openxmlformats.org/drawingml/2006/picture">
                 <pic:pic>
                   <pic:nvPicPr>
-                    <pic:cNvPr id="0" name="image1.png"/>
+                    <pic:cNvPr id="0" name="image12.png"/>
                     <pic:cNvPicPr preferRelativeResize="0"/>
                   </pic:nvPicPr>
                   <pic:blipFill>
@@ -5133,17 +5133,17 @@
           <wp:inline distB="0" distT="0" distL="0" distR="0">
             <wp:extent cx="5733415" cy="3587115"/>
             <wp:effectExtent b="0" l="0" r="0" t="0"/>
-            <wp:docPr id="4" name="image17.png"/>
+            <wp:docPr id="4" name="image16.png"/>
             <a:graphic>
               <a:graphicData uri="http://schemas.openxmlformats.org/drawingml/2006/picture">
                 <pic:pic>
                   <pic:nvPicPr>
-                    <pic:cNvPr id="0" name="image17.png"/>
+                    <pic:cNvPr id="0" name="image16.png"/>
                     <pic:cNvPicPr preferRelativeResize="0"/>
                   </pic:nvPicPr>
                   <pic:blipFill>
                     <a:blip r:embed="rId13"/>
-                    <a:srcRect b="0" l="0" r="0" t="0"/>
+                    <a:srcRect b="-1023" l="0" r="0" t="18919"/>
                     <a:stretch>
                       <a:fillRect/>
                     </a:stretch>
@@ -5179,17 +5179,17 @@
           <wp:inline distB="0" distT="0" distL="0" distR="0">
             <wp:extent cx="5733415" cy="3985895"/>
             <wp:effectExtent b="0" l="0" r="0" t="0"/>
-            <wp:docPr id="3" name="image16.png"/>
+            <wp:docPr id="3" name="image15.png"/>
             <a:graphic>
               <a:graphicData uri="http://schemas.openxmlformats.org/drawingml/2006/picture">
                 <pic:pic>
                   <pic:nvPicPr>
-                    <pic:cNvPr id="0" name="image16.png"/>
+                    <pic:cNvPr id="0" name="image15.png"/>
                     <pic:cNvPicPr preferRelativeResize="0"/>
                   </pic:nvPicPr>
                   <pic:blipFill>
                     <a:blip r:embed="rId14"/>
-                    <a:srcRect b="0" l="1817" r="1817" t="0"/>
+                    <a:srcRect b="0" l="0" r="0" t="0"/>
                     <a:stretch>
                       <a:fillRect/>
                     </a:stretch>
@@ -5225,17 +5225,17 @@
           <wp:inline distB="0" distT="0" distL="0" distR="0">
             <wp:extent cx="5733415" cy="3862705"/>
             <wp:effectExtent b="0" l="0" r="0" t="0"/>
-            <wp:docPr id="6" name="image3.png"/>
+            <wp:docPr id="6" name="image13.png"/>
             <a:graphic>
               <a:graphicData uri="http://schemas.openxmlformats.org/drawingml/2006/picture">
                 <pic:pic>
                   <pic:nvPicPr>
-                    <pic:cNvPr id="0" name="image3.png"/>
+                    <pic:cNvPr id="0" name="image13.png"/>
                     <pic:cNvPicPr preferRelativeResize="0"/>
                   </pic:nvPicPr>
                   <pic:blipFill>
                     <a:blip r:embed="rId15"/>
-                    <a:srcRect b="0" l="0" r="0" t="0"/>
+                    <a:srcRect b="0" l="0" r="-1092" t="0"/>
                     <a:stretch>
                       <a:fillRect/>
                     </a:stretch>
@@ -29829,12 +29829,12 @@
           <wp:inline distB="0" distT="0" distL="0" distR="0">
             <wp:extent cx="5191125" cy="1971675"/>
             <wp:effectExtent b="0" l="0" r="0" t="0"/>
-            <wp:docPr id="7" name="image5.png"/>
+            <wp:docPr id="7" name="image17.png"/>
             <a:graphic>
               <a:graphicData uri="http://schemas.openxmlformats.org/drawingml/2006/picture">
                 <pic:pic>
                   <pic:nvPicPr>
-                    <pic:cNvPr id="0" name="image5.png"/>
+                    <pic:cNvPr id="0" name="image17.png"/>
                     <pic:cNvPicPr preferRelativeResize="0"/>
                   </pic:nvPicPr>
                   <pic:blipFill>
@@ -29966,12 +29966,12 @@
           <wp:inline distB="0" distT="0" distL="0" distR="0">
             <wp:extent cx="5733415" cy="6370320"/>
             <wp:effectExtent b="0" l="0" r="0" t="0"/>
-            <wp:docPr id="12" name="image8.jpg"/>
+            <wp:docPr id="12" name="image3.jpg"/>
             <a:graphic>
               <a:graphicData uri="http://schemas.openxmlformats.org/drawingml/2006/picture">
                 <pic:pic>
                   <pic:nvPicPr>
-                    <pic:cNvPr id="0" name="image8.jpg"/>
+                    <pic:cNvPr id="0" name="image3.jpg"/>
                     <pic:cNvPicPr preferRelativeResize="0"/>
                   </pic:nvPicPr>
                   <pic:blipFill>
@@ -30247,12 +30247,12 @@
           <wp:inline distB="0" distT="0" distL="0" distR="0">
             <wp:extent cx="5733415" cy="4153535"/>
             <wp:effectExtent b="0" l="0" r="0" t="0"/>
-            <wp:docPr id="9" name="image15.png"/>
+            <wp:docPr id="9" name="image14.png"/>
             <a:graphic>
               <a:graphicData uri="http://schemas.openxmlformats.org/drawingml/2006/picture">
                 <pic:pic>
                   <pic:nvPicPr>
-                    <pic:cNvPr id="0" name="image15.png"/>
+                    <pic:cNvPr id="0" name="image14.png"/>
                     <pic:cNvPicPr preferRelativeResize="0"/>
                   </pic:nvPicPr>
                   <pic:blipFill>
@@ -30439,12 +30439,12 @@
           <wp:inline distB="0" distT="0" distL="0" distR="0">
             <wp:extent cx="5786438" cy="1047750"/>
             <wp:effectExtent b="0" l="0" r="0" t="0"/>
-            <wp:docPr id="11" name="image6.png"/>
+            <wp:docPr id="11" name="image11.png"/>
             <a:graphic>
               <a:graphicData uri="http://schemas.openxmlformats.org/drawingml/2006/picture">
                 <pic:pic>
                   <pic:nvPicPr>
-                    <pic:cNvPr id="0" name="image6.png"/>
+                    <pic:cNvPr id="0" name="image11.png"/>
                     <pic:cNvPicPr preferRelativeResize="0"/>
                   </pic:nvPicPr>
                   <pic:blipFill>
@@ -30565,12 +30565,12 @@
           <wp:inline distB="0" distT="0" distL="0" distR="0">
             <wp:extent cx="5733415" cy="692785"/>
             <wp:effectExtent b="0" l="0" r="0" t="0"/>
-            <wp:docPr id="13" name="image10.png"/>
+            <wp:docPr id="13" name="image8.png"/>
             <a:graphic>
               <a:graphicData uri="http://schemas.openxmlformats.org/drawingml/2006/picture">
                 <pic:pic>
                   <pic:nvPicPr>
-                    <pic:cNvPr id="0" name="image10.png"/>
+                    <pic:cNvPr id="0" name="image8.png"/>
                     <pic:cNvPicPr preferRelativeResize="0"/>
                   </pic:nvPicPr>
                   <pic:blipFill>
@@ -30696,12 +30696,12 @@
           <wp:inline distB="0" distT="0" distL="0" distR="0">
             <wp:extent cx="5733415" cy="1285240"/>
             <wp:effectExtent b="0" l="0" r="0" t="0"/>
-            <wp:docPr id="14" name="image11.png"/>
+            <wp:docPr id="14" name="image6.png"/>
             <a:graphic>
               <a:graphicData uri="http://schemas.openxmlformats.org/drawingml/2006/picture">
                 <pic:pic>
                   <pic:nvPicPr>
-                    <pic:cNvPr id="0" name="image11.png"/>
+                    <pic:cNvPr id="0" name="image6.png"/>
                     <pic:cNvPicPr preferRelativeResize="0"/>
                   </pic:nvPicPr>
                   <pic:blipFill>
@@ -30962,12 +30962,12 @@
           <wp:inline distB="0" distT="0" distL="0" distR="0">
             <wp:extent cx="5733415" cy="2755265"/>
             <wp:effectExtent b="0" l="0" r="0" t="0"/>
-            <wp:docPr id="15" name="image14.png"/>
+            <wp:docPr id="15" name="image10.png"/>
             <a:graphic>
               <a:graphicData uri="http://schemas.openxmlformats.org/drawingml/2006/picture">
                 <pic:pic>
                   <pic:nvPicPr>
-                    <pic:cNvPr id="0" name="image14.png"/>
+                    <pic:cNvPr id="0" name="image10.png"/>
                     <pic:cNvPicPr preferRelativeResize="0"/>
                   </pic:nvPicPr>
                   <pic:blipFill>
@@ -31076,12 +31076,12 @@
           <wp:inline distB="0" distT="0" distL="0" distR="0">
             <wp:extent cx="5733415" cy="2710180"/>
             <wp:effectExtent b="0" l="0" r="0" t="0"/>
-            <wp:docPr id="16" name="image13.jpg"/>
+            <wp:docPr id="16" name="image5.jpg"/>
             <a:graphic>
               <a:graphicData uri="http://schemas.openxmlformats.org/drawingml/2006/picture">
                 <pic:pic>
                   <pic:nvPicPr>
-                    <pic:cNvPr id="0" name="image13.jpg"/>
+                    <pic:cNvPr id="0" name="image5.jpg"/>
                     <pic:cNvPicPr preferRelativeResize="0"/>
                   </pic:nvPicPr>
                   <pic:blipFill>
@@ -31306,12 +31306,12 @@
           <wp:inline distB="0" distT="0" distL="0" distR="0">
             <wp:extent cx="5733415" cy="3207385"/>
             <wp:effectExtent b="0" l="0" r="0" t="0"/>
-            <wp:docPr id="17" name="image12.png"/>
+            <wp:docPr id="17" name="image7.png"/>
             <a:graphic>
               <a:graphicData uri="http://schemas.openxmlformats.org/drawingml/2006/picture">
                 <pic:pic>
                   <pic:nvPicPr>
-                    <pic:cNvPr id="0" name="image12.png"/>
+                    <pic:cNvPr id="0" name="image7.png"/>
                     <pic:cNvPicPr preferRelativeResize="0"/>
                   </pic:nvPicPr>
                   <pic:blipFill>
